--- a/rvs-400-executive-docs/output/04 Журналы/J01 Общий журнал работ.docx
+++ b/rvs-400-executive-docs/output/04 Журналы/J01 Общий журнал работ.docx
@@ -515,7 +515,7 @@
           <w:sz w:val="16"/>
           <w:u w:val="none"/>
         </w:rPr>
-        <w:t>Форма — приложение к Требованиям к составу и порядку ведения исполнительной документации, утверждённым приказом Ростехнадзора от 16.05.2023 № 344.</w:t>
+        <w:t>Форма и порядок ведения — приказ Минстроя России от 02.12.2022 № 1026/пр «Об утверждении формы и порядка ведения общего журнала, в котором ведётся учёт выполнения работ по строительству, реконструкции, капитальному ремонту объекта капитального строительства» (действует с 01.09.2023).</w:t>
       </w:r>
     </w:p>
     <w:p>
